--- a/JC-520758 (Help Desk Specialist)/Uriah_Raffer_Resume_JC-520758.docx
+++ b/JC-520758 (Help Desk Specialist)/Uriah_Raffer_Resume_JC-520758.docx
@@ -149,7 +149,7 @@
           <w:sz w:val="20"/>
           <w:szCs w:val="20"/>
         </w:rPr>
-        <w:t xml:space="preserve">Cybersecurity Support Analyst (Intern), Log(N) Pacific (Remote)</w:t>
+        <w:t xml:space="preserve">Cybersecurity Analyst (Intern), Log(N) Pacific (Remote)</w:t>
       </w:r>
       <w:r>
         <w:rPr>
